--- a/docs/wundler-architect-brief.docx
+++ b/docs/wundler-architect-brief.docx
@@ -7,7 +7,7 @@
         <w:pStyle w:val="Title"/>
       </w:pPr>
       <w:r>
-        <w:t xml:space="preserve">Wundler: A Linker-Inspired Module Graph Architecture</w:t>
+        <w:t xml:space="preserve">Wundler</w:t>
       </w:r>
     </w:p>
     <w:p>
@@ -15,24 +15,16 @@
         <w:pStyle w:val="Subtitle"/>
       </w:pPr>
       <w:r>
-        <w:t xml:space="preserve">Architecture Brief — Executive Software Architect Review</w:t>
-      </w:r>
-    </w:p>
-    <w:p>
-      <w:pPr>
-        <w:pStyle w:val="Date"/>
-      </w:pPr>
-      <w:r>
-        <w:t xml:space="preserve">2026-05-13</w:t>
-      </w:r>
-    </w:p>
-    <w:bookmarkStart w:id="26" w:name="Xf0d3d3d753574986867e45f7c1524db3aa0c322"/>
+        <w:t xml:space="preserve">Architecture Brief — Executive Software Architect Review · 2026-05-13</w:t>
+      </w:r>
+    </w:p>
+    <w:bookmarkStart w:id="30" w:name="wundler"/>
     <w:p>
       <w:pPr>
         <w:pStyle w:val="Heading1"/>
       </w:pPr>
       <w:r>
-        <w:t xml:space="preserve">Wundler: A Linker-Inspired Module Graph Architecture</w:t>
+        <w:t xml:space="preserve">Wundler</w:t>
       </w:r>
     </w:p>
     <w:p>
@@ -44,7 +36,15 @@
           <w:b/>
           <w:bCs/>
         </w:rPr>
-        <w:t xml:space="preserve">Architecture Brief · 2026-05-13</w:t>
+        <w:t xml:space="preserve">The module graph is the software. The bundle is a query.</w:t>
+      </w:r>
+    </w:p>
+    <w:p>
+      <w:pPr>
+        <w:pStyle w:val="BodyText"/>
+      </w:pPr>
+      <w:r>
+        <w:t xml:space="preserve">Wundler is a continuously-maintained module graph and delivery system for large-scale JavaScript applications. Source files are parsed into a compact graph of metadata. All output forms — development servers, CI artifacts, production bundles, adaptive per-client delivery — are materializations of that graph. One graph, many queries.</w:t>
       </w:r>
     </w:p>
     <w:p>
@@ -68,7 +68,7 @@
         <w:pStyle w:val="FirstParagraph"/>
       </w:pPr>
       <w:r>
-        <w:t xml:space="preserve">Every extant JS bundler — Vite, webpack, esbuild, Rspack, Rolldown — performs eager global analysis on every invocation. The module graph is re-traversed from scratch regardless of what changed. Build time is O(n) in total module count, not O(Δ). At 50,000+ modules this is not a profiling problem or a parallelism problem; it is an architectural category error. The linker world solved this in 2019–2022. We’re applying those solutions here.</w:t>
+        <w:t xml:space="preserve">Every extant JS bundler performs eager global analysis on every invocation. Build time is O(n) in total module count, not O(Δ). At 50,000+ modules this is an architectural category error, not a profiling problem. The linker world solved the equivalent problem across 2019–2022.</w:t>
       </w:r>
     </w:p>
     <w:p>
@@ -79,21 +79,13 @@
       </w:r>
     </w:p>
     <w:bookmarkEnd w:id="9"/>
-    <w:bookmarkStart w:id="13" w:name="X844ab1b6ca13c39e7595a1d9072bd5d5f33dbd4"/>
+    <w:bookmarkStart w:id="13" w:name="from-linker-to-bundler"/>
     <w:p>
       <w:pPr>
         <w:pStyle w:val="Heading2"/>
       </w:pPr>
       <w:r>
-        <w:t xml:space="preserve">Intellectual Foundation: The Linker Isomorphism</w:t>
-      </w:r>
-    </w:p>
-    <w:p>
-      <w:pPr>
-        <w:pStyle w:val="FirstParagraph"/>
-      </w:pPr>
-      <w:r>
-        <w:t xml:space="preserve">The central insight is that JavaScript bundling and native-code linking are structurally isomorphic problems. The linker world’s solutions map directly — sometimes identically — to the bundler domain.</w:t>
+        <w:t xml:space="preserve">From Linker to Bundler</w:t>
       </w:r>
     </w:p>
     <w:p>
@@ -105,7 +97,7 @@
           <wp:inline>
             <wp:extent cx="5334000" cy="3556000"/>
             <wp:effectExtent b="0" l="0" r="0" t="0"/>
-            <wp:docPr descr="Figure 1: Direct concept mapping from the linker world to Wundler" title="" id="11" name="Picture"/>
+            <wp:docPr descr="The direct conceptual mapping between the linker world and Wundler" title="" id="11" name="Picture"/>
             <a:graphic>
               <a:graphicData uri="http://schemas.openxmlformats.org/drawingml/2006/picture">
                 <pic:pic>
@@ -148,7 +140,15 @@
         <w:pStyle w:val="ImageCaption"/>
       </w:pPr>
       <w:r>
-        <w:t xml:space="preserve">Figure 1: Direct concept mapping from the linker world to Wundler</w:t>
+        <w:t xml:space="preserve">The direct conceptual mapping between the linker world and Wundler</w:t>
+      </w:r>
+    </w:p>
+    <w:p>
+      <w:pPr>
+        <w:pStyle w:val="BodyText"/>
+      </w:pPr>
+      <w:r>
+        <w:t xml:space="preserve">JavaScript bundling and native-code linking are structurally isomorphic. Each linker innovation maps directly.</w:t>
       </w:r>
     </w:p>
     <w:p>
@@ -160,13 +160,13 @@
           <w:b/>
           <w:bCs/>
         </w:rPr>
-        <w:t xml:space="preserve">mold’s parallelism model</w:t>
-      </w:r>
-      <w:r>
-        <w:t xml:space="preserve"> </w:t>
-      </w:r>
-      <w:r>
-        <w:t xml:space="preserve">rewrote LLD’s 35%-serial symbol-table insertion into a concurrent</w:t>
+        <w:t xml:space="preserve">mold</w:t>
+      </w:r>
+      <w:r>
+        <w:t xml:space="preserve"> </w:t>
+      </w:r>
+      <w:r>
+        <w:t xml:space="preserve">rewrote LLD’s 35%-serial symbol-table insertion with a concurrent</w:t>
       </w:r>
       <w:r>
         <w:t xml:space="preserve"> </w:t>
@@ -181,7 +181,7 @@
         <w:t xml:space="preserve"> </w:t>
       </w:r>
       <w:r>
-        <w:t xml:space="preserve">with sharded string dedup. The key architectural insight: LLD’s</w:t>
+        <w:t xml:space="preserve">and sharded string dedup. LLD’s</w:t>
       </w:r>
       <w:r>
         <w:t xml:space="preserve"> </w:t>
@@ -196,7 +196,7 @@
         <w:t xml:space="preserve"> </w:t>
       </w:r>
       <w:r>
-        <w:t xml:space="preserve">(single-threaded) was the bottleneck, not the computations themselves. Wundler’s Phase 1 applies the same principle:</w:t>
+        <w:t xml:space="preserve">(single-threaded) was the bottleneck, not the computation. Wundler’s Summarizer applies the same design:</w:t>
       </w:r>
       <w:r>
         <w:t xml:space="preserve"> </w:t>
@@ -211,7 +211,7 @@
         <w:t xml:space="preserve"> </w:t>
       </w:r>
       <w:r>
-        <w:t xml:space="preserve">parallel iterators, one summarizer task per source file, zero shared mutable state.</w:t>
+        <w:t xml:space="preserve">parallel iterators, one task per source file, no shared mutable state.</w:t>
       </w:r>
     </w:p>
     <w:p>
@@ -229,7 +229,7 @@
         <w:t xml:space="preserve"> </w:t>
       </w:r>
       <w:r>
-        <w:t xml:space="preserve">is the closest prior art. It splits monolithic LTO into three decoupled phases: (1) per-module compile → summary index (parallel, incremental), (2) thin-link on summaries only (serial, fast — summaries are kilobytes, not megabytes), (3) per-module backend guided by thin-link decisions (parallel). A</w:t>
+        <w:t xml:space="preserve">split monolithic LTO into three decoupled operations: per-module summary emission (parallel, cached), global analysis on summaries only (serial, fast — summaries are kilobytes), per-module backend guided by those decisions (parallel again). A</w:t>
       </w:r>
       <w:r>
         <w:t xml:space="preserve"> </w:t>
@@ -244,7 +244,7 @@
         <w:t xml:space="preserve"> </w:t>
       </w:r>
       <w:r>
-        <w:t xml:space="preserve">in ThinLTO carries call edges, type IDs, hotness, and side-effect markers — exactly what a</w:t>
+        <w:t xml:space="preserve">carries call edges, type IDs, hotness, and side-effect markers — precisely what a Wundler</w:t>
       </w:r>
       <w:r>
         <w:t xml:space="preserve"> </w:t>
@@ -259,23 +259,40 @@
         <w:t xml:space="preserve"> </w:t>
       </w:r>
       <w:r>
-        <w:t xml:space="preserve">in Wundler carries for JavaScript exports. The key insight ThinLTO proved:</w:t>
-      </w:r>
-      <w:r>
-        <w:t xml:space="preserve"> </w:t>
-      </w:r>
+        <w:t xml:space="preserve">carries for JavaScript. ThinLTO proved that accurate cross-module optimization never requires loading every module’s full IR simultaneously. Summaries are sufficient.</w:t>
+      </w:r>
+    </w:p>
+    <w:p>
+      <w:pPr>
+        <w:pStyle w:val="BodyText"/>
+      </w:pPr>
       <w:r>
         <w:rPr>
           <w:b/>
           <w:bCs/>
         </w:rPr>
-        <w:t xml:space="preserve">you can do accurate cross-module optimization without ever loading the full IR of every module simultaneously.</w:t>
-      </w:r>
-      <w:r>
-        <w:t xml:space="preserve"> </w:t>
-      </w:r>
-      <w:r>
-        <w:t xml:space="preserve">Summaries are sufficient for all global decisions.</w:t>
+        <w:t xml:space="preserve">BOLT and Propeller</w:t>
+      </w:r>
+      <w:r>
+        <w:t xml:space="preserve"> </w:t>
+      </w:r>
+      <w:r>
+        <w:t xml:space="preserve">introduced profile-guided binary layout, reordering basic blocks and functions by measuring actual runtime call patterns rather than static heuristics. BOLT’s C³ clustering algorithm and Propeller’s</w:t>
+      </w:r>
+      <w:r>
+        <w:t xml:space="preserve"> </w:t>
+      </w:r>
+      <w:r>
+        <w:rPr>
+          <w:rStyle w:val="VerbatimChar"/>
+        </w:rPr>
+        <w:t xml:space="preserve">--symbol-ordering-file</w:t>
+      </w:r>
+      <w:r>
+        <w:t xml:space="preserve"> </w:t>
+      </w:r>
+      <w:r>
+        <w:t xml:space="preserve">are the direct ancestors of Wundler’s PGO chunk grouping in the Adaptive Bundle Service.</w:t>
       </w:r>
     </w:p>
     <w:p>
@@ -287,43 +304,13 @@
           <w:b/>
           <w:bCs/>
         </w:rPr>
-        <w:t xml:space="preserve">BOLT and Propeller</w:t>
-      </w:r>
-      <w:r>
-        <w:t xml:space="preserve"> </w:t>
-      </w:r>
-      <w:r>
-        <w:t xml:space="preserve">introduced profile-guided binary layout — reordering basic blocks and functions by measuring actual runtime call patterns rather than guessing at static heuristics. BOLT’s C³ clustering algorithm and Propeller’s</w:t>
-      </w:r>
-      <w:r>
-        <w:t xml:space="preserve"> </w:t>
-      </w:r>
-      <w:r>
-        <w:rPr>
-          <w:rStyle w:val="VerbatimChar"/>
-        </w:rPr>
-        <w:t xml:space="preserve">--symbol-ordering-file</w:t>
-      </w:r>
-      <w:r>
-        <w:t xml:space="preserve"> </w:t>
-      </w:r>
-      <w:r>
-        <w:t xml:space="preserve">(derived from</w:t>
-      </w:r>
-      <w:r>
-        <w:t xml:space="preserve"> </w:t>
-      </w:r>
-      <w:r>
-        <w:rPr>
-          <w:rStyle w:val="VerbatimChar"/>
-        </w:rPr>
-        <w:t xml:space="preserve">perf</w:t>
-      </w:r>
-      <w:r>
-        <w:t xml:space="preserve"> </w:t>
-      </w:r>
-      <w:r>
-        <w:t xml:space="preserve">profiles) are the direct ancestors of Wundler’s PGO chunk grouping in the Adaptive Bundle Service.</w:t>
+        <w:t xml:space="preserve">Incremental linking</w:t>
+      </w:r>
+      <w:r>
+        <w:t xml:space="preserve"> </w:t>
+      </w:r>
+      <w:r>
+        <w:t xml:space="preserve">(mold’s model, not gold’s) avoids on-disk state persistence entirely. mold reruns so fast that the OS page cache makes the second link essentially free. For 2KB summaries, resummarizig an unchanged module is cheaper than deserializing a complex on-disk structure — so Wundler does the same.</w:t>
       </w:r>
     </w:p>
     <w:p>
@@ -335,36 +322,6 @@
           <w:b/>
           <w:bCs/>
         </w:rPr>
-        <w:t xml:space="preserve">Incremental linking</w:t>
-      </w:r>
-      <w:r>
-        <w:t xml:space="preserve"> </w:t>
-      </w:r>
-      <w:r>
-        <w:t xml:space="preserve">(mold’s approach over gold’s) avoids on-disk state persistence — mold just re-runs so fast that the OS page cache makes the</w:t>
-      </w:r>
-      <w:r>
-        <w:t xml:space="preserve"> </w:t>
-      </w:r>
-      <w:r>
-        <w:t xml:space="preserve">“second link”</w:t>
-      </w:r>
-      <w:r>
-        <w:t xml:space="preserve"> </w:t>
-      </w:r>
-      <w:r>
-        <w:t xml:space="preserve">essentially free. For summaries that are 2KB each, Wundler’s Phase 1 is the same: re-summarizing an unchanged module is cheaper than deserializing a complex on-disk structure.</w:t>
-      </w:r>
-    </w:p>
-    <w:p>
-      <w:pPr>
-        <w:pStyle w:val="BodyText"/>
-      </w:pPr>
-      <w:r>
-        <w:rPr>
-          <w:b/>
-          <w:bCs/>
-        </w:rPr>
         <w:t xml:space="preserve">Dynamic linking</w:t>
       </w:r>
       <w:r>
@@ -386,7 +343,7 @@
         <w:t xml:space="preserve"> </w:t>
       </w:r>
       <w:r>
-        <w:t xml:space="preserve">loading only what’s referenced — is the conceptual ancestor of Wundler’s Adaptive Bundle Service. The browser client resolves module dependencies at runtime against a manifest server, fetching only what it doesn’t already have. The service worker is</w:t>
+        <w:t xml:space="preserve">loading only what’s referenced — is the conceptual ancestor of the Adaptive Bundle Service. The service worker is</w:t>
       </w:r>
       <w:r>
         <w:t xml:space="preserve"> </w:t>
@@ -398,7 +355,7 @@
         <w:t xml:space="preserve">ld.so</w:t>
       </w:r>
       <w:r>
-        <w:t xml:space="preserve">. The content-hashed CDN chunks are shared libraries. The delta manifest is the</w:t>
+        <w:t xml:space="preserve">. Content-hashed CDN chunks are shared libraries. The delta manifest is the</w:t>
       </w:r>
       <w:r>
         <w:t xml:space="preserve"> </w:t>
@@ -413,7 +370,7 @@
         <w:t xml:space="preserve"> </w:t>
       </w:r>
       <w:r>
-        <w:t xml:space="preserve">lookup.</w:t>
+        <w:t xml:space="preserve">lookup. The browser fetches only what it doesn’t already have.</w:t>
       </w:r>
     </w:p>
     <w:p>
@@ -424,13 +381,13 @@
       </w:r>
     </w:p>
     <w:bookmarkEnd w:id="13"/>
-    <w:bookmarkStart w:id="18" w:name="architecture"/>
+    <w:bookmarkStart w:id="17" w:name="the-mental-model"/>
     <w:p>
       <w:pPr>
         <w:pStyle w:val="Heading2"/>
       </w:pPr>
       <w:r>
-        <w:t xml:space="preserve">Architecture</w:t>
+        <w:t xml:space="preserve">The Mental Model</w:t>
       </w:r>
     </w:p>
     <w:p>
@@ -440,14 +397,14 @@
       <w:r>
         <w:drawing>
           <wp:inline>
-            <wp:extent cx="5334000" cy="1348907"/>
+            <wp:extent cx="5334000" cy="3556000"/>
             <wp:effectExtent b="0" l="0" r="0" t="0"/>
-            <wp:docPr descr="Figure 2: Wundler System Architecture" title="" id="15" name="Picture"/>
+            <wp:docPr descr="The module graph as the center of gravity. All output forms are derived." title="" id="15" name="Picture"/>
             <a:graphic>
               <a:graphicData uri="http://schemas.openxmlformats.org/drawingml/2006/picture">
                 <pic:pic>
                   <pic:nvPicPr>
-                    <pic:cNvPr descr="assets/system-arch.png" id="16" name="Picture"/>
+                    <pic:cNvPr descr="assets/mental-model.png" id="16" name="Picture"/>
                     <pic:cNvPicPr>
                       <a:picLocks noChangeArrowheads="1" noChangeAspect="1"/>
                     </pic:cNvPicPr>
@@ -461,7 +418,7 @@
                   <pic:spPr bwMode="auto">
                     <a:xfrm>
                       <a:off x="0" y="0"/>
-                      <a:ext cx="5334000" cy="1348907"/>
+                      <a:ext cx="5334000" cy="3556000"/>
                     </a:xfrm>
                     <a:prstGeom prst="rect">
                       <a:avLst/>
@@ -485,22 +442,19 @@
         <w:pStyle w:val="ImageCaption"/>
       </w:pPr>
       <w:r>
-        <w:t xml:space="preserve">Figure 2: Wundler System Architecture</w:t>
-      </w:r>
-    </w:p>
-    <w:bookmarkStart w:id="17" w:name="components"/>
-    <w:p>
-      <w:pPr>
-        <w:pStyle w:val="Heading3"/>
-      </w:pPr>
-      <w:r>
-        <w:t xml:space="preserve">Components</w:t>
-      </w:r>
-    </w:p>
-    <w:p>
-      <w:pPr>
-        <w:pStyle w:val="FirstParagraph"/>
-      </w:pPr>
+        <w:t xml:space="preserve">The module graph as the center of gravity. All output forms are derived.</w:t>
+      </w:r>
+    </w:p>
+    <w:p>
+      <w:pPr>
+        <w:pStyle w:val="BodyText"/>
+      </w:pPr>
+      <w:r>
+        <w:t xml:space="preserve">The central data structure is the</w:t>
+      </w:r>
+      <w:r>
+        <w:t xml:space="preserve"> </w:t>
+      </w:r>
       <w:r>
         <w:rPr>
           <w:b/>
@@ -509,445 +463,7 @@
         <w:t xml:space="preserve">Bundle Graph</w:t>
       </w:r>
       <w:r>
-        <w:t xml:space="preserve"> </w:t>
-      </w:r>
-      <w:r>
-        <w:t xml:space="preserve">— the primary artifact. Not a bundle file. A content-addressed DAG where nodes are modules and edges are import relationships. The Bundle Graph is persisted across builds. All output artifacts (static bundles, chunk files, ABS delta responses, native ESM for dev) are</w:t>
-      </w:r>
-      <w:r>
-        <w:t xml:space="preserve"> </w:t>
-      </w:r>
-      <w:r>
-        <w:rPr>
-          <w:i/>
-          <w:iCs/>
-        </w:rPr>
-        <w:t xml:space="preserve">materializations</w:t>
-      </w:r>
-      <w:r>
-        <w:t xml:space="preserve"> </w:t>
-      </w:r>
-      <w:r>
-        <w:t xml:space="preserve">— different query strategies over the same graph. There is no separate dev/prod build; there is one graph and two materialization modes.</w:t>
-      </w:r>
-    </w:p>
-    <w:p>
-      <w:pPr>
-        <w:pStyle w:val="BodyText"/>
-      </w:pPr>
-      <w:r>
-        <w:rPr>
-          <w:b/>
-          <w:bCs/>
-        </w:rPr>
-        <w:t xml:space="preserve">Summary Cache</w:t>
-      </w:r>
-      <w:r>
-        <w:t xml:space="preserve"> </w:t>
-      </w:r>
-      <w:r>
-        <w:t xml:space="preserve">— two-tier, content-addressed. File-level key:</w:t>
-      </w:r>
-      <w:r>
-        <w:t xml:space="preserve"> </w:t>
-      </w:r>
-      <w:r>
-        <w:rPr>
-          <w:rStyle w:val="VerbatimChar"/>
-        </w:rPr>
-        <w:t xml:space="preserve">SHA-256(source)</w:t>
-      </w:r>
-      <w:r>
-        <w:t xml:space="preserve">. Package-level key:</w:t>
-      </w:r>
-      <w:r>
-        <w:t xml:space="preserve"> </w:t>
-      </w:r>
-      <w:r>
-        <w:rPr>
-          <w:rStyle w:val="VerbatimChar"/>
-        </w:rPr>
-        <w:t xml:space="preserve">SHA-256(pkg-name + version + dep-tree-hash)</w:t>
-      </w:r>
-      <w:r>
-        <w:t xml:space="preserve"> </w:t>
-      </w:r>
-      <w:r>
-        <w:t xml:space="preserve">for</w:t>
-      </w:r>
-      <w:r>
-        <w:t xml:space="preserve"> </w:t>
-      </w:r>
-      <w:r>
-        <w:rPr>
-          <w:rStyle w:val="VerbatimChar"/>
-        </w:rPr>
-        <w:t xml:space="preserve">node_modules</w:t>
-      </w:r>
-      <w:r>
-        <w:t xml:space="preserve">, which are structurally stable between dev iterations. A CI-seeded remote layer (Azure Blob / S3) populates the cache for developers on cold builds. Phase 1 cost for a developer is proportional to</w:t>
-      </w:r>
-      <w:r>
-        <w:t xml:space="preserve"> </w:t>
-      </w:r>
-      <w:r>
-        <w:rPr>
-          <w:rStyle w:val="VerbatimChar"/>
-        </w:rPr>
-        <w:t xml:space="preserve">|changed_source_files|</w:t>
-      </w:r>
-      <w:r>
-        <w:t xml:space="preserve">, not</w:t>
-      </w:r>
-      <w:r>
-        <w:t xml:space="preserve"> </w:t>
-      </w:r>
-      <w:r>
-        <w:rPr>
-          <w:rStyle w:val="VerbatimChar"/>
-        </w:rPr>
-        <w:t xml:space="preserve">|total_modules|</w:t>
-      </w:r>
-      <w:r>
-        <w:t xml:space="preserve">.</w:t>
-      </w:r>
-    </w:p>
-    <w:p>
-      <w:pPr>
-        <w:pStyle w:val="BodyText"/>
-      </w:pPr>
-      <w:r>
-        <w:rPr>
-          <w:b/>
-          <w:bCs/>
-        </w:rPr>
-        <w:t xml:space="preserve">Thin-Link Analyzer</w:t>
-      </w:r>
-      <w:r>
-        <w:t xml:space="preserve"> </w:t>
-      </w:r>
-      <w:r>
-        <w:t xml:space="preserve">— operates exclusively on summaries. At 50k modules × ~2KB/summary ≈ 100MB total. Single-threaded bandwidth-bound scan: ~50ms. Three passes: (1) BFS/DFS reachability from entry points — dead modules skip Phase 3 entirely and are never transformed; (2) call-edge DCE — exports unreachable from live entry points via the call graph are marked dead; (3) chunk assignment — route-based splits at</w:t>
-      </w:r>
-      <w:r>
-        <w:t xml:space="preserve"> </w:t>
-      </w:r>
-      <w:r>
-        <w:rPr>
-          <w:rStyle w:val="VerbatimChar"/>
-        </w:rPr>
-        <w:t xml:space="preserve">import()</w:t>
-      </w:r>
-      <w:r>
-        <w:t xml:space="preserve"> </w:t>
-      </w:r>
-      <w:r>
-        <w:t xml:space="preserve">boundaries on day 1, PGO-refined after Level 1 collects data. Re-runs only when a summary changes (new imports or exports); pure implementation edits don’t touch Phase 2.</w:t>
-      </w:r>
-    </w:p>
-    <w:p>
-      <w:pPr>
-        <w:pStyle w:val="BodyText"/>
-      </w:pPr>
-      <w:r>
-        <w:rPr>
-          <w:b/>
-          <w:bCs/>
-        </w:rPr>
-        <w:t xml:space="preserve">ChunkManifest</w:t>
-      </w:r>
-      <w:r>
-        <w:t xml:space="preserve"> </w:t>
-      </w:r>
-      <w:r>
-        <w:t xml:space="preserve">— Phase 2’s output. The handshake between the build system and the Adaptive Bundle Service:</w:t>
-      </w:r>
-    </w:p>
-    <w:p>
-      <w:pPr>
-        <w:pStyle w:val="SourceCode"/>
-      </w:pPr>
-      <w:r>
-        <w:rPr>
-          <w:rStyle w:val="VerbatimChar"/>
-        </w:rPr>
-        <w:t xml:space="preserve">ChunkManifest {</w:t>
-      </w:r>
-      <w:r>
-        <w:br/>
-      </w:r>
-      <w:r>
-        <w:rPr>
-          <w:rStyle w:val="VerbatimChar"/>
-        </w:rPr>
-        <w:t xml:space="preserve">  buildId:      string                         // SHA of entry points</w:t>
-      </w:r>
-      <w:r>
-        <w:br/>
-      </w:r>
-      <w:r>
-        <w:rPr>
-          <w:rStyle w:val="VerbatimChar"/>
-        </w:rPr>
-        <w:t xml:space="preserve">  chunks:       Chunk[]</w:t>
-      </w:r>
-      <w:r>
-        <w:br/>
-      </w:r>
-      <w:r>
-        <w:rPr>
-          <w:rStyle w:val="VerbatimChar"/>
-        </w:rPr>
-        <w:t xml:space="preserve">  entryChunks:  Record&lt;EntryPoint, ChunkId[]&gt;  // what to load per route</w:t>
-      </w:r>
-      <w:r>
-        <w:br/>
-      </w:r>
-      <w:r>
-        <w:rPr>
-          <w:rStyle w:val="VerbatimChar"/>
-        </w:rPr>
-        <w:t xml:space="preserve">  moduleIndex:  Record&lt;ContentHash, ChunkId&gt;   // O(1) lookup</w:t>
-      </w:r>
-      <w:r>
-        <w:br/>
-      </w:r>
-      <w:r>
-        <w:br/>
-      </w:r>
-      <w:r>
-        <w:rPr>
-          <w:rStyle w:val="VerbatimChar"/>
-        </w:rPr>
-        <w:t xml:space="preserve">  Chunk {</w:t>
-      </w:r>
-      <w:r>
-        <w:br/>
-      </w:r>
-      <w:r>
-        <w:rPr>
-          <w:rStyle w:val="VerbatimChar"/>
-        </w:rPr>
-        <w:t xml:space="preserve">    id, modules: ContentHash[], hash: ContentHash</w:t>
-      </w:r>
-      <w:r>
-        <w:br/>
-      </w:r>
-      <w:r>
-        <w:rPr>
-          <w:rStyle w:val="VerbatimChar"/>
-        </w:rPr>
-        <w:t xml:space="preserve">    loadCondition: INITIAL | LAZY | PREFETCH</w:t>
-      </w:r>
-      <w:r>
-        <w:br/>
-      </w:r>
-      <w:r>
-        <w:rPr>
-          <w:rStyle w:val="VerbatimChar"/>
-        </w:rPr>
-        <w:t xml:space="preserve">    coRequestScore?:  number    // P(this chunk | initial load) — ABS-populated</w:t>
-      </w:r>
-      <w:r>
-        <w:br/>
-      </w:r>
-      <w:r>
-        <w:rPr>
-          <w:rStyle w:val="VerbatimChar"/>
-        </w:rPr>
-        <w:t xml:space="preserve">    suggestedMerge?:  ChunkId   // ABS recommendation, no rebuild required</w:t>
-      </w:r>
-      <w:r>
-        <w:br/>
-      </w:r>
-      <w:r>
-        <w:rPr>
-          <w:rStyle w:val="VerbatimChar"/>
-        </w:rPr>
-        <w:t xml:space="preserve">  }</w:t>
-      </w:r>
-      <w:r>
-        <w:br/>
-      </w:r>
-      <w:r>
-        <w:rPr>
-          <w:rStyle w:val="VerbatimChar"/>
-        </w:rPr>
-        <w:t xml:space="preserve">}</w:t>
-      </w:r>
-    </w:p>
-    <w:p>
-      <w:pPr>
-        <w:pStyle w:val="FirstParagraph"/>
-      </w:pPr>
-      <w:r>
-        <w:rPr>
-          <w:b/>
-          <w:bCs/>
-        </w:rPr>
-        <w:t xml:space="preserve">TransformEngine</w:t>
-      </w:r>
-      <w:r>
-        <w:t xml:space="preserve"> </w:t>
-      </w:r>
-      <w:r>
-        <w:t xml:space="preserve">— pluggable interface behind</w:t>
-      </w:r>
-      <w:r>
-        <w:t xml:space="preserve"> </w:t>
-      </w:r>
-      <w:r>
-        <w:rPr>
-          <w:rStyle w:val="VerbatimChar"/>
-        </w:rPr>
-        <w:t xml:space="preserve">transformChunk(modules, chunkId, decisions) → ChunkOutput</w:t>
-      </w:r>
-      <w:r>
-        <w:t xml:space="preserve">. Two concrete adapters:</w:t>
-      </w:r>
-      <w:r>
-        <w:t xml:space="preserve"> </w:t>
-      </w:r>
-      <w:r>
-        <w:rPr>
-          <w:rStyle w:val="VerbatimChar"/>
-        </w:rPr>
-        <w:t xml:space="preserve">RolldownAdapter</w:t>
-      </w:r>
-      <w:r>
-        <w:t xml:space="preserve"> </w:t>
-      </w:r>
-      <w:r>
-        <w:t xml:space="preserve">(Rust-native, default, no FFI on hot path) and</w:t>
-      </w:r>
-      <w:r>
-        <w:t xml:space="preserve"> </w:t>
-      </w:r>
-      <w:r>
-        <w:rPr>
-          <w:rStyle w:val="VerbatimChar"/>
-        </w:rPr>
-        <w:t xml:space="preserve">RspackAdapter</w:t>
-      </w:r>
-      <w:r>
-        <w:t xml:space="preserve"> </w:t>
-      </w:r>
-      <w:r>
-        <w:t xml:space="preserve">(webpack-compatible, for stacks already on Rspack). Phase 3 wall-clock time scales as</w:t>
-      </w:r>
-      <w:r>
-        <w:t xml:space="preserve"> </w:t>
-      </w:r>
-      <w:r>
-        <w:rPr>
-          <w:rStyle w:val="VerbatimChar"/>
-        </w:rPr>
-        <w:t xml:space="preserve">|changed_alive_modules| / cores</w:t>
-      </w:r>
-      <w:r>
-        <w:t xml:space="preserve">. Unchanged modules hit the transform cache (keyed on</w:t>
-      </w:r>
-      <w:r>
-        <w:t xml:space="preserve"> </w:t>
-      </w:r>
-      <w:r>
-        <w:rPr>
-          <w:rStyle w:val="VerbatimChar"/>
-        </w:rPr>
-        <w:t xml:space="preserve">ContentHash</w:t>
-      </w:r>
-      <w:r>
-        <w:t xml:space="preserve">). Dead modules — those marked</w:t>
-      </w:r>
-      <w:r>
-        <w:t xml:space="preserve"> </w:t>
-      </w:r>
-      <w:r>
-        <w:rPr>
-          <w:rStyle w:val="VerbatimChar"/>
-        </w:rPr>
-        <w:t xml:space="preserve">alive: false</w:t>
-      </w:r>
-      <w:r>
-        <w:t xml:space="preserve"> </w:t>
-      </w:r>
-      <w:r>
-        <w:t xml:space="preserve">by Phase 2 — never reach Phase 3.</w:t>
-      </w:r>
-    </w:p>
-    <w:p>
-      <w:pPr>
-        <w:pStyle w:val="BodyText"/>
-      </w:pPr>
-      <w:r>
-        <w:rPr>
-          <w:b/>
-          <w:bCs/>
-        </w:rPr>
-        <w:t xml:space="preserve">CJS Stub Generator</w:t>
-      </w:r>
-      <w:r>
-        <w:t xml:space="preserve"> </w:t>
-      </w:r>
-      <w:r>
-        <w:t xml:space="preserve">—</w:t>
-      </w:r>
-      <w:r>
-        <w:t xml:space="preserve"> </w:t>
-      </w:r>
-      <w:r>
-        <w:rPr>
-          <w:rStyle w:val="VerbatimChar"/>
-        </w:rPr>
-        <w:t xml:space="preserve">module.exports = { ... }</w:t>
-      </w:r>
-      <w:r>
-        <w:t xml:space="preserve"> </w:t>
-      </w:r>
-      <w:r>
-        <w:t xml:space="preserve">is evaluated, not declared. For CJS packages: execute the package entry in an isolated</w:t>
-      </w:r>
-      <w:r>
-        <w:t xml:space="preserve"> </w:t>
-      </w:r>
-      <w:r>
-        <w:rPr>
-          <w:rStyle w:val="VerbatimChar"/>
-        </w:rPr>
-        <w:t xml:space="preserve">happy-dom</w:t>
-      </w:r>
-      <w:r>
-        <w:t xml:space="preserve"> </w:t>
-      </w:r>
-      <w:r>
-        <w:t xml:space="preserve">worker, enumerate</w:t>
-      </w:r>
-      <w:r>
-        <w:t xml:space="preserve"> </w:t>
-      </w:r>
-      <w:r>
-        <w:rPr>
-          <w:rStyle w:val="VerbatimChar"/>
-        </w:rPr>
-        <w:t xml:space="preserve">Object.keys(module.exports)</w:t>
-      </w:r>
-      <w:r>
-        <w:t xml:space="preserve">, emit a synthetic</w:t>
-      </w:r>
-      <w:r>
-        <w:t xml:space="preserve"> </w:t>
-      </w:r>
-      <w:r>
-        <w:rPr>
-          <w:rStyle w:val="VerbatimChar"/>
-        </w:rPr>
-        <w:t xml:space="preserve">.mjs</w:t>
-      </w:r>
-      <w:r>
-        <w:t xml:space="preserve"> </w:t>
-      </w:r>
-      <w:r>
-        <w:t xml:space="preserve">stub with named exports. The stub is what Phase 1 summarizes. Same approach as Cloudpack; only accurate method for dynamic export patterns.</w:t>
+        <w:t xml:space="preserve">: a content-addressed DAG where nodes are modules and edges are import relationships, persisted across builds. One graph, two materialization strategies: dev serves native ESM directly from summary data; production materializes chunk files through the Transform Engine. No separate dev/prod pipeline. No divergence.</w:t>
       </w:r>
     </w:p>
     <w:p>
@@ -958,14 +474,13 @@
       </w:r>
     </w:p>
     <w:bookmarkEnd w:id="17"/>
-    <w:bookmarkEnd w:id="18"/>
-    <w:bookmarkStart w:id="22" w:name="the-bundle-graph-node"/>
+    <w:bookmarkStart w:id="22" w:name="system-architecture"/>
     <w:p>
       <w:pPr>
         <w:pStyle w:val="Heading2"/>
       </w:pPr>
       <w:r>
-        <w:t xml:space="preserve">The Bundle Graph Node</w:t>
+        <w:t xml:space="preserve">System Architecture</w:t>
       </w:r>
     </w:p>
     <w:p>
@@ -975,20 +490,20 @@
       <w:r>
         <w:drawing>
           <wp:inline>
-            <wp:extent cx="5334000" cy="4672793"/>
+            <wp:extent cx="5334000" cy="3556000"/>
             <wp:effectExtent b="0" l="0" r="0" t="0"/>
-            <wp:docPr descr="Figure 3: BundleGraphNode — three production phases, one data structure" title="" id="20" name="Picture"/>
+            <wp:docPr descr="System architecture: three zones, one feedback loop" title="" id="19" name="Picture"/>
             <a:graphic>
               <a:graphicData uri="http://schemas.openxmlformats.org/drawingml/2006/picture">
                 <pic:pic>
                   <pic:nvPicPr>
-                    <pic:cNvPr descr="assets/node-anatomy.png" id="21" name="Picture"/>
+                    <pic:cNvPr descr="assets/system-overview.png" id="20" name="Picture"/>
                     <pic:cNvPicPr>
                       <a:picLocks noChangeArrowheads="1" noChangeAspect="1"/>
                     </pic:cNvPicPr>
                   </pic:nvPicPr>
                   <pic:blipFill>
-                    <a:blip r:embed="rId19"/>
+                    <a:blip r:embed="rId18"/>
                     <a:stretch>
                       <a:fillRect/>
                     </a:stretch>
@@ -996,7 +511,7 @@
                   <pic:spPr bwMode="auto">
                     <a:xfrm>
                       <a:off x="0" y="0"/>
-                      <a:ext cx="5334000" cy="4672793"/>
+                      <a:ext cx="5334000" cy="3556000"/>
                     </a:xfrm>
                     <a:prstGeom prst="rect">
                       <a:avLst/>
@@ -1020,61 +535,395 @@
         <w:pStyle w:val="ImageCaption"/>
       </w:pPr>
       <w:r>
-        <w:t xml:space="preserve">Figure 3: BundleGraphNode — three production phases, one data structure</w:t>
-      </w:r>
-    </w:p>
-    <w:p>
-      <w:pPr>
-        <w:pStyle w:val="BodyText"/>
-      </w:pPr>
-      <w:r>
-        <w:t xml:space="preserve">The</w:t>
-      </w:r>
-      <w:r>
-        <w:t xml:space="preserve"> </w:t>
-      </w:r>
-      <w:r>
-        <w:rPr>
-          <w:rStyle w:val="VerbatimChar"/>
-        </w:rPr>
-        <w:t xml:space="preserve">SideEffectMarker</w:t>
-      </w:r>
-      <w:r>
-        <w:t xml:space="preserve"> </w:t>
-      </w:r>
-      <w:r>
-        <w:t xml:space="preserve">deserves specific mention. JavaScript’s module-level code is the hardest correctness problem in the system. The rule applied here is the ThinLTO rule:</w:t>
-      </w:r>
-      <w:r>
-        <w:t xml:space="preserve"> </w:t>
-      </w:r>
+        <w:t xml:space="preserve">System architecture: three zones, one feedback loop</w:t>
+      </w:r>
+    </w:p>
+    <w:bookmarkStart w:id="21" w:name="components"/>
+    <w:p>
+      <w:pPr>
+        <w:pStyle w:val="Heading3"/>
+      </w:pPr>
+      <w:r>
+        <w:t xml:space="preserve">Components</w:t>
+      </w:r>
+    </w:p>
+    <w:p>
+      <w:pPr>
+        <w:pStyle w:val="FirstParagraph"/>
+      </w:pPr>
       <w:r>
         <w:rPr>
           <w:b/>
           <w:bCs/>
         </w:rPr>
-        <w:t xml:space="preserve">conservative at module boundaries, aggressive at function boundaries.</w:t>
-      </w:r>
-      <w:r>
-        <w:t xml:space="preserve"> </w:t>
-      </w:r>
-      <w:r>
-        <w:t xml:space="preserve">Module-level code (any statement that executes at</w:t>
-      </w:r>
-      <w:r>
-        <w:t xml:space="preserve"> </w:t>
-      </w:r>
-      <w:r>
-        <w:rPr>
-          <w:rStyle w:val="VerbatimChar"/>
-        </w:rPr>
-        <w:t xml:space="preserve">import</w:t>
-      </w:r>
-      <w:r>
-        <w:t xml:space="preserve"> </w:t>
-      </w:r>
-      <w:r>
-        <w:t xml:space="preserve">time) is conservatively assumed to have side effects unless proven otherwise. Function-level code (named exports, helper functions) is aggressively eliminated if unreachable from live entry points via call-edge reachability. A correctness audit mode diffs Conservative-only output against the heuristic on every build and alerts on divergence — this is a non-negotiable safety net before any tree-shaking reaches production.</w:t>
+        <w:t xml:space="preserve">Summarizer</w:t>
+      </w:r>
+      <w:r>
+        <w:t xml:space="preserve"> </w:t>
+      </w:r>
+      <w:r>
+        <w:t xml:space="preserve">— parses each source file and emits a compact</w:t>
+      </w:r>
+      <w:r>
+        <w:t xml:space="preserve"> </w:t>
+      </w:r>
+      <w:r>
+        <w:rPr>
+          <w:rStyle w:val="VerbatimChar"/>
+        </w:rPr>
+        <w:t xml:space="preserve">ModuleSummary</w:t>
+      </w:r>
+      <w:r>
+        <w:t xml:space="preserve"> </w:t>
+      </w:r>
+      <w:r>
+        <w:t xml:space="preserve">(~2KB): exports (named, default, re-export, star), imports (static and dynamic, exact bindings), a</w:t>
+      </w:r>
+      <w:r>
+        <w:t xml:space="preserve"> </w:t>
+      </w:r>
+      <w:r>
+        <w:rPr>
+          <w:rStyle w:val="VerbatimChar"/>
+        </w:rPr>
+        <w:t xml:space="preserve">SideEffectMarker</w:t>
+      </w:r>
+      <w:r>
+        <w:t xml:space="preserve">, inter-export call edges, and ambient global references. Runs in parallel. Cached by</w:t>
+      </w:r>
+      <w:r>
+        <w:t xml:space="preserve"> </w:t>
+      </w:r>
+      <w:r>
+        <w:rPr>
+          <w:rStyle w:val="VerbatimChar"/>
+        </w:rPr>
+        <w:t xml:space="preserve">SHA-256(source)</w:t>
+      </w:r>
+      <w:r>
+        <w:t xml:space="preserve"> </w:t>
+      </w:r>
+      <w:r>
+        <w:t xml:space="preserve">— a file that hasn’t changed costs nothing. For</w:t>
+      </w:r>
+      <w:r>
+        <w:t xml:space="preserve"> </w:t>
+      </w:r>
+      <w:r>
+        <w:rPr>
+          <w:rStyle w:val="VerbatimChar"/>
+        </w:rPr>
+        <w:t xml:space="preserve">node_modules</w:t>
+      </w:r>
+      <w:r>
+        <w:t xml:space="preserve">, the cache key is</w:t>
+      </w:r>
+      <w:r>
+        <w:t xml:space="preserve"> </w:t>
+      </w:r>
+      <w:r>
+        <w:rPr>
+          <w:rStyle w:val="VerbatimChar"/>
+        </w:rPr>
+        <w:t xml:space="preserve">SHA-256(pkg-name + version + dep-tree)</w:t>
+      </w:r>
+      <w:r>
+        <w:t xml:space="preserve">, skipping source hashing entirely for packages whose version hasn’t moved.</w:t>
+      </w:r>
+    </w:p>
+    <w:p>
+      <w:pPr>
+        <w:pStyle w:val="BodyText"/>
+      </w:pPr>
+      <w:r>
+        <w:t xml:space="preserve">A CI-seeded remote cache (Azure Blob / S3) means developer cold builds populate from a cache seeded in CI. Summarizer cost scales with changed source files, not total module count.</w:t>
+      </w:r>
+    </w:p>
+    <w:p>
+      <w:pPr>
+        <w:pStyle w:val="BodyText"/>
+      </w:pPr>
+      <w:r>
+        <w:rPr>
+          <w:b/>
+          <w:bCs/>
+        </w:rPr>
+        <w:t xml:space="preserve">Graph Analyzer</w:t>
+      </w:r>
+      <w:r>
+        <w:t xml:space="preserve"> </w:t>
+      </w:r>
+      <w:r>
+        <w:t xml:space="preserve">— reads all summaries and builds the full module graph. Three passes: (1) BFS/DFS reachability from entry points, marking unreachable modules dead; (2) call-edge DCE, marking exports unreachable from live entry points as dead; (3) delivery group assignment. Operates on summary data only. At 50k modules, the entire working set is ~100MB — a bandwidth-bound serial scan takes ~50ms. Re-runs only when a summary changes (new imports or exports added). Implementation-only edits never touch it.</w:t>
+      </w:r>
+    </w:p>
+    <w:p>
+      <w:pPr>
+        <w:pStyle w:val="BodyText"/>
+      </w:pPr>
+      <w:r>
+        <w:rPr>
+          <w:b/>
+          <w:bCs/>
+        </w:rPr>
+        <w:t xml:space="preserve">ChunkManifest</w:t>
+      </w:r>
+      <w:r>
+        <w:t xml:space="preserve"> </w:t>
+      </w:r>
+      <w:r>
+        <w:t xml:space="preserve">— the Graph Analyzer’s output, and the handshake with the Adaptive Bundle Service:</w:t>
+      </w:r>
+    </w:p>
+    <w:p>
+      <w:pPr>
+        <w:pStyle w:val="SourceCode"/>
+      </w:pPr>
+      <w:r>
+        <w:rPr>
+          <w:rStyle w:val="VerbatimChar"/>
+        </w:rPr>
+        <w:t xml:space="preserve">ChunkManifest {</w:t>
+      </w:r>
+      <w:r>
+        <w:br/>
+      </w:r>
+      <w:r>
+        <w:rPr>
+          <w:rStyle w:val="VerbatimChar"/>
+        </w:rPr>
+        <w:t xml:space="preserve">  buildId:      string                         // SHA of entry points</w:t>
+      </w:r>
+      <w:r>
+        <w:br/>
+      </w:r>
+      <w:r>
+        <w:rPr>
+          <w:rStyle w:val="VerbatimChar"/>
+        </w:rPr>
+        <w:t xml:space="preserve">  chunks:       Chunk[]</w:t>
+      </w:r>
+      <w:r>
+        <w:br/>
+      </w:r>
+      <w:r>
+        <w:rPr>
+          <w:rStyle w:val="VerbatimChar"/>
+        </w:rPr>
+        <w:t xml:space="preserve">  entryChunks:  Record&lt;EntryPoint, ChunkId[]&gt;</w:t>
+      </w:r>
+      <w:r>
+        <w:br/>
+      </w:r>
+      <w:r>
+        <w:rPr>
+          <w:rStyle w:val="VerbatimChar"/>
+        </w:rPr>
+        <w:t xml:space="preserve">  moduleIndex:  Record&lt;ContentHash, ChunkId&gt;</w:t>
+      </w:r>
+      <w:r>
+        <w:br/>
+      </w:r>
+      <w:r>
+        <w:br/>
+      </w:r>
+      <w:r>
+        <w:rPr>
+          <w:rStyle w:val="VerbatimChar"/>
+        </w:rPr>
+        <w:t xml:space="preserve">  Chunk {</w:t>
+      </w:r>
+      <w:r>
+        <w:br/>
+      </w:r>
+      <w:r>
+        <w:rPr>
+          <w:rStyle w:val="VerbatimChar"/>
+        </w:rPr>
+        <w:t xml:space="preserve">    id, modules: ContentHash[], hash: ContentHash</w:t>
+      </w:r>
+      <w:r>
+        <w:br/>
+      </w:r>
+      <w:r>
+        <w:rPr>
+          <w:rStyle w:val="VerbatimChar"/>
+        </w:rPr>
+        <w:t xml:space="preserve">    loadCondition: INITIAL | LAZY | PREFETCH</w:t>
+      </w:r>
+      <w:r>
+        <w:br/>
+      </w:r>
+      <w:r>
+        <w:rPr>
+          <w:rStyle w:val="VerbatimChar"/>
+        </w:rPr>
+        <w:t xml:space="preserve">    coRequestScore?:  number    // P(chunk | initial load) — ABS-populated</w:t>
+      </w:r>
+      <w:r>
+        <w:br/>
+      </w:r>
+      <w:r>
+        <w:rPr>
+          <w:rStyle w:val="VerbatimChar"/>
+        </w:rPr>
+        <w:t xml:space="preserve">    suggestedMerge?:  ChunkId   // ABS recommendation, no rebuild required</w:t>
+      </w:r>
+      <w:r>
+        <w:br/>
+      </w:r>
+      <w:r>
+        <w:rPr>
+          <w:rStyle w:val="VerbatimChar"/>
+        </w:rPr>
+        <w:t xml:space="preserve">  }</w:t>
+      </w:r>
+      <w:r>
+        <w:br/>
+      </w:r>
+      <w:r>
+        <w:rPr>
+          <w:rStyle w:val="VerbatimChar"/>
+        </w:rPr>
+        <w:t xml:space="preserve">}</w:t>
+      </w:r>
+    </w:p>
+    <w:p>
+      <w:pPr>
+        <w:pStyle w:val="FirstParagraph"/>
+      </w:pPr>
+      <w:r>
+        <w:rPr>
+          <w:b/>
+          <w:bCs/>
+        </w:rPr>
+        <w:t xml:space="preserve">Transform Engine</w:t>
+      </w:r>
+      <w:r>
+        <w:t xml:space="preserve"> </w:t>
+      </w:r>
+      <w:r>
+        <w:t xml:space="preserve">— produces output files for alive, changed modules only. Behind a</w:t>
+      </w:r>
+      <w:r>
+        <w:t xml:space="preserve"> </w:t>
+      </w:r>
+      <w:r>
+        <w:rPr>
+          <w:rStyle w:val="VerbatimChar"/>
+        </w:rPr>
+        <w:t xml:space="preserve">TransformEngine</w:t>
+      </w:r>
+      <w:r>
+        <w:t xml:space="preserve"> </w:t>
+      </w:r>
+      <w:r>
+        <w:t xml:space="preserve">interface:</w:t>
+      </w:r>
+      <w:r>
+        <w:t xml:space="preserve"> </w:t>
+      </w:r>
+      <w:r>
+        <w:rPr>
+          <w:rStyle w:val="VerbatimChar"/>
+        </w:rPr>
+        <w:t xml:space="preserve">RolldownAdapter</w:t>
+      </w:r>
+      <w:r>
+        <w:t xml:space="preserve"> </w:t>
+      </w:r>
+      <w:r>
+        <w:t xml:space="preserve">(Rust-native, default) and</w:t>
+      </w:r>
+      <w:r>
+        <w:t xml:space="preserve"> </w:t>
+      </w:r>
+      <w:r>
+        <w:rPr>
+          <w:rStyle w:val="VerbatimChar"/>
+        </w:rPr>
+        <w:t xml:space="preserve">RspackAdapter</w:t>
+      </w:r>
+      <w:r>
+        <w:t xml:space="preserve"> </w:t>
+      </w:r>
+      <w:r>
+        <w:t xml:space="preserve">(webpack-compatible). Wall-clock time scales as</w:t>
+      </w:r>
+      <w:r>
+        <w:t xml:space="preserve"> </w:t>
+      </w:r>
+      <w:r>
+        <w:rPr>
+          <w:rStyle w:val="VerbatimChar"/>
+        </w:rPr>
+        <w:t xml:space="preserve">|changed_alive_modules| / cores</w:t>
+      </w:r>
+      <w:r>
+        <w:t xml:space="preserve">. Dead modules never reach this component.</w:t>
+      </w:r>
+    </w:p>
+    <w:p>
+      <w:pPr>
+        <w:pStyle w:val="BodyText"/>
+      </w:pPr>
+      <w:r>
+        <w:rPr>
+          <w:b/>
+          <w:bCs/>
+        </w:rPr>
+        <w:t xml:space="preserve">CJS Stub Generator</w:t>
+      </w:r>
+      <w:r>
+        <w:t xml:space="preserve"> </w:t>
+      </w:r>
+      <w:r>
+        <w:t xml:space="preserve">—</w:t>
+      </w:r>
+      <w:r>
+        <w:t xml:space="preserve"> </w:t>
+      </w:r>
+      <w:r>
+        <w:rPr>
+          <w:rStyle w:val="VerbatimChar"/>
+        </w:rPr>
+        <w:t xml:space="preserve">module.exports</w:t>
+      </w:r>
+      <w:r>
+        <w:t xml:space="preserve"> </w:t>
+      </w:r>
+      <w:r>
+        <w:t xml:space="preserve">is evaluated, not declared. For CJS packages: execute the entry point in an isolated</w:t>
+      </w:r>
+      <w:r>
+        <w:t xml:space="preserve"> </w:t>
+      </w:r>
+      <w:r>
+        <w:rPr>
+          <w:rStyle w:val="VerbatimChar"/>
+        </w:rPr>
+        <w:t xml:space="preserve">happy-dom</w:t>
+      </w:r>
+      <w:r>
+        <w:t xml:space="preserve"> </w:t>
+      </w:r>
+      <w:r>
+        <w:t xml:space="preserve">worker, enumerate exports, emit a synthetic</w:t>
+      </w:r>
+      <w:r>
+        <w:t xml:space="preserve"> </w:t>
+      </w:r>
+      <w:r>
+        <w:rPr>
+          <w:rStyle w:val="VerbatimChar"/>
+        </w:rPr>
+        <w:t xml:space="preserve">.mjs</w:t>
+      </w:r>
+      <w:r>
+        <w:t xml:space="preserve"> </w:t>
+      </w:r>
+      <w:r>
+        <w:t xml:space="preserve">stub. The stub is what the Summarizer parses. Only accurate method for dynamic export patterns.</w:t>
       </w:r>
     </w:p>
     <w:p>
@@ -1084,38 +933,70 @@
         </w:pict>
       </w:r>
     </w:p>
+    <w:bookmarkEnd w:id="21"/>
     <w:bookmarkEnd w:id="22"/>
-    <w:bookmarkStart w:id="23" w:name="X0d1a0cde41d1322a5155c74c91127a19f570217"/>
+    <w:bookmarkStart w:id="26" w:name="the-module-graph-node"/>
     <w:p>
       <w:pPr>
         <w:pStyle w:val="Heading2"/>
       </w:pPr>
       <w:r>
-        <w:t xml:space="preserve">Adaptive Bundle Service &amp; PGO Feedback Loop</w:t>
-      </w:r>
-    </w:p>
-    <w:p>
-      <w:pPr>
-        <w:pStyle w:val="FirstParagraph"/>
-      </w:pPr>
-      <w:r>
-        <w:t xml:space="preserve">The ABS is a manifest server, not a code server. CDN serves code. This distinction drives the security model: ABS compromise lets an attacker redirect clients to different</w:t>
-      </w:r>
-      <w:r>
-        <w:t xml:space="preserve"> </w:t>
-      </w:r>
-      <w:r>
-        <w:rPr>
-          <w:i/>
-          <w:iCs/>
-        </w:rPr>
-        <w:t xml:space="preserve">existing</w:t>
-      </w:r>
-      <w:r>
-        <w:t xml:space="preserve"> </w:t>
-      </w:r>
-      <w:r>
-        <w:t xml:space="preserve">content-hashed chunks, not inject arbitrary code. Build-time ed25519 signing of chunk hashes enables the service worker to detect manifest tampering.</w:t>
+        <w:t xml:space="preserve">The Module Graph Node</w:t>
+      </w:r>
+    </w:p>
+    <w:p>
+      <w:pPr>
+        <w:pStyle w:val="CaptionedFigure"/>
+      </w:pPr>
+      <w:r>
+        <w:drawing>
+          <wp:inline>
+            <wp:extent cx="5334000" cy="3556000"/>
+            <wp:effectExtent b="0" l="0" r="0" t="0"/>
+            <wp:docPr descr="Each node carries three layers, produced by three different components" title="" id="24" name="Picture"/>
+            <a:graphic>
+              <a:graphicData uri="http://schemas.openxmlformats.org/drawingml/2006/picture">
+                <pic:pic>
+                  <pic:nvPicPr>
+                    <pic:cNvPr descr="assets/node-card.png" id="25" name="Picture"/>
+                    <pic:cNvPicPr>
+                      <a:picLocks noChangeArrowheads="1" noChangeAspect="1"/>
+                    </pic:cNvPicPr>
+                  </pic:nvPicPr>
+                  <pic:blipFill>
+                    <a:blip r:embed="rId23"/>
+                    <a:stretch>
+                      <a:fillRect/>
+                    </a:stretch>
+                  </pic:blipFill>
+                  <pic:spPr bwMode="auto">
+                    <a:xfrm>
+                      <a:off x="0" y="0"/>
+                      <a:ext cx="5334000" cy="3556000"/>
+                    </a:xfrm>
+                    <a:prstGeom prst="rect">
+                      <a:avLst/>
+                    </a:prstGeom>
+                    <a:noFill/>
+                    <a:ln w="9525">
+                      <a:noFill/>
+                      <a:headEnd/>
+                      <a:tailEnd/>
+                    </a:ln>
+                  </pic:spPr>
+                </pic:pic>
+              </a:graphicData>
+            </a:graphic>
+          </wp:inline>
+        </w:drawing>
+      </w:r>
+    </w:p>
+    <w:p>
+      <w:pPr>
+        <w:pStyle w:val="ImageCaption"/>
+      </w:pPr>
+      <w:r>
+        <w:t xml:space="preserve">Each node carries three layers, produced by three different components</w:t>
       </w:r>
     </w:p>
     <w:p>
@@ -1123,108 +1004,22 @@
         <w:pStyle w:val="BodyText"/>
       </w:pPr>
       <w:r>
-        <w:rPr>
-          <w:b/>
-          <w:bCs/>
-        </w:rPr>
-        <w:t xml:space="preserve">Protocol:</w:t>
-      </w:r>
-    </w:p>
-    <w:p>
-      <w:pPr>
-        <w:pStyle w:val="SourceCode"/>
-      </w:pPr>
-      <w:r>
-        <w:rPr>
-          <w:rStyle w:val="VerbatimChar"/>
-        </w:rPr>
-        <w:t xml:space="preserve">Client → ABS: { entryPoint, cachedHashes: ContentHash[], buildId? }</w:t>
-      </w:r>
-      <w:r>
-        <w:br/>
-      </w:r>
-      <w:r>
-        <w:rPr>
-          <w:rStyle w:val="VerbatimChar"/>
-        </w:rPr>
-        <w:t xml:space="preserve">ABS → Client: { buildId, fetchUrls: URL[], prefetchUrls: URL[], ttl }</w:t>
-      </w:r>
-    </w:p>
-    <w:p>
-      <w:pPr>
-        <w:pStyle w:val="FirstParagraph"/>
-      </w:pPr>
-      <w:r>
-        <w:t xml:space="preserve">The ABS records which chunks were served together per session — the co-request log. Over time this builds a matrix approximating P(chunk_A | chunk_B). C³-style clustering (BOLT-derived) identifies chunks that are always co-fetched and proposes</w:t>
-      </w:r>
-      <w:r>
-        <w:t xml:space="preserve"> </w:t>
-      </w:r>
-      <w:r>
-        <w:rPr>
-          <w:rStyle w:val="VerbatimChar"/>
-        </w:rPr>
-        <w:t xml:space="preserve">suggestedMerge</w:t>
-      </w:r>
-      <w:r>
-        <w:t xml:space="preserve"> </w:t>
-      </w:r>
-      <w:r>
-        <w:t xml:space="preserve">hints into the ChunkManifest. The chunk reorganization applies to future requests</w:t>
-      </w:r>
-      <w:r>
-        <w:t xml:space="preserve"> </w:t>
-      </w:r>
-      <w:r>
-        <w:rPr>
-          <w:i/>
-          <w:iCs/>
-        </w:rPr>
-        <w:t xml:space="preserve">without a rebuild</w:t>
-      </w:r>
-      <w:r>
-        <w:t xml:space="preserve"> </w:t>
-      </w:r>
-      <w:r>
-        <w:t xml:space="preserve">— the graph is unchanged, only the ChunkManifest’s</w:t>
-      </w:r>
-      <w:r>
-        <w:t xml:space="preserve"> </w:t>
-      </w:r>
-      <w:r>
-        <w:rPr>
-          <w:rStyle w:val="VerbatimChar"/>
-        </w:rPr>
-        <w:t xml:space="preserve">suggestedMerge</w:t>
-      </w:r>
-      <w:r>
-        <w:t xml:space="preserve"> </w:t>
-      </w:r>
-      <w:r>
-        <w:t xml:space="preserve">entries update. This is the PGO feedback loop closing: usage data from production flows back into chunk assignment decisions, improving delivery without engineering intervention.</w:t>
-      </w:r>
-    </w:p>
-    <w:p>
-      <w:pPr>
-        <w:pStyle w:val="BodyText"/>
-      </w:pPr>
-      <w:r>
-        <w:t xml:space="preserve">Every client already has a service worker managing module assets at this scale. The delta-manifest protocol is a SW configuration update. Failure degrades transparently to</w:t>
-      </w:r>
-      <w:r>
-        <w:t xml:space="preserve"> </w:t>
-      </w:r>
-      <w:r>
-        <w:rPr>
-          <w:rStyle w:val="VerbatimChar"/>
-        </w:rPr>
-        <w:t xml:space="preserve">manifest.json</w:t>
-      </w:r>
-      <w:r>
-        <w:t xml:space="preserve"> </w:t>
-      </w:r>
-      <w:r>
-        <w:t xml:space="preserve">on CDN.</w:t>
+        <w:t xml:space="preserve">The</w:t>
+      </w:r>
+      <w:r>
+        <w:t xml:space="preserve"> </w:t>
+      </w:r>
+      <w:r>
+        <w:rPr>
+          <w:rStyle w:val="VerbatimChar"/>
+        </w:rPr>
+        <w:t xml:space="preserve">SideEffectMarker</w:t>
+      </w:r>
+      <w:r>
+        <w:t xml:space="preserve"> </w:t>
+      </w:r>
+      <w:r>
+        <w:t xml:space="preserve">requires specific attention. The rule: conservative at module boundaries, aggressive at function boundaries. Module-level code (any statement executing at import time) is conservatively assumed to have side effects unless proven otherwise. Export-level code is aggressively eliminated if unreachable from live entry points via call-edge reachability. A correctness audit mode diffs Conservative-only output against the heuristic on every build and alerts on divergence. This runs before any tree-shaking reaches production.</w:t>
       </w:r>
     </w:p>
     <w:p>
@@ -1234,8 +1029,121 @@
         </w:pict>
       </w:r>
     </w:p>
-    <w:bookmarkEnd w:id="23"/>
-    <w:bookmarkStart w:id="24" w:name="correctness-invariants"/>
+    <w:bookmarkEnd w:id="26"/>
+    <w:bookmarkStart w:id="27" w:name="adaptive-bundle-service-pgo"/>
+    <w:p>
+      <w:pPr>
+        <w:pStyle w:val="Heading2"/>
+      </w:pPr>
+      <w:r>
+        <w:t xml:space="preserve">Adaptive Bundle Service &amp; PGO</w:t>
+      </w:r>
+    </w:p>
+    <w:p>
+      <w:pPr>
+        <w:pStyle w:val="FirstParagraph"/>
+      </w:pPr>
+      <w:r>
+        <w:t xml:space="preserve">The ABS is a manifest server. The CDN serves code. This separation defines the security model: ABS compromise redirects clients to different existing content-hashed chunks — not code injection. Build-time ed25519 signing of chunk hashes lets the service worker detect manifest tampering.</w:t>
+      </w:r>
+    </w:p>
+    <w:p>
+      <w:pPr>
+        <w:pStyle w:val="SourceCode"/>
+      </w:pPr>
+      <w:r>
+        <w:rPr>
+          <w:rStyle w:val="VerbatimChar"/>
+        </w:rPr>
+        <w:t xml:space="preserve">Client → ABS:  { entryPoint, cachedHashes: ContentHash[], buildId? }</w:t>
+      </w:r>
+      <w:r>
+        <w:br/>
+      </w:r>
+      <w:r>
+        <w:rPr>
+          <w:rStyle w:val="VerbatimChar"/>
+        </w:rPr>
+        <w:t xml:space="preserve">ABS → Client:  { buildId, fetchUrls: URL[], prefetchUrls: URL[], ttl }</w:t>
+      </w:r>
+    </w:p>
+    <w:p>
+      <w:pPr>
+        <w:pStyle w:val="FirstParagraph"/>
+      </w:pPr>
+      <w:r>
+        <w:t xml:space="preserve">The ABS logs co-request patterns per session. Over time the PGO Store builds</w:t>
+      </w:r>
+      <w:r>
+        <w:t xml:space="preserve"> </w:t>
+      </w:r>
+      <w:r>
+        <w:rPr>
+          <w:rStyle w:val="VerbatimChar"/>
+        </w:rPr>
+        <w:t xml:space="preserve">P(chunk_A | chunk_B)</w:t>
+      </w:r>
+      <w:r>
+        <w:t xml:space="preserve">. C³-style clustering identifies chunks that should merge.</w:t>
+      </w:r>
+      <w:r>
+        <w:t xml:space="preserve"> </w:t>
+      </w:r>
+      <w:r>
+        <w:rPr>
+          <w:rStyle w:val="VerbatimChar"/>
+        </w:rPr>
+        <w:t xml:space="preserve">suggestedMerge</w:t>
+      </w:r>
+      <w:r>
+        <w:t xml:space="preserve"> </w:t>
+      </w:r>
+      <w:r>
+        <w:t xml:space="preserve">hints update the ChunkManifest without a rebuild — the graph is unchanged, only the delivery groupings shift. This is the feedback loop: production traffic continuously improves chunk layout. Every sufficiently large web application already ships a service worker managing module assets. The delta-manifest protocol is a configuration update to an existing component, not new infrastructure.</w:t>
+      </w:r>
+    </w:p>
+    <w:p>
+      <w:pPr>
+        <w:pStyle w:val="BodyText"/>
+      </w:pPr>
+      <w:r>
+        <w:rPr>
+          <w:b/>
+          <w:bCs/>
+        </w:rPr>
+        <w:t xml:space="preserve">Failure degrades transparently.</w:t>
+      </w:r>
+      <w:r>
+        <w:t xml:space="preserve"> </w:t>
+      </w:r>
+      <w:r>
+        <w:t xml:space="preserve">Service worker timeout at 100ms p99 falls back to</w:t>
+      </w:r>
+      <w:r>
+        <w:t xml:space="preserve"> </w:t>
+      </w:r>
+      <w:r>
+        <w:rPr>
+          <w:rStyle w:val="VerbatimChar"/>
+        </w:rPr>
+        <w:t xml:space="preserve">manifest.json</w:t>
+      </w:r>
+      <w:r>
+        <w:t xml:space="preserve"> </w:t>
+      </w:r>
+      <w:r>
+        <w:t xml:space="preserve">on CDN. The ABS is never on the hard critical path.</w:t>
+      </w:r>
+    </w:p>
+    <w:p>
+      <w:r>
+        <w:pict>
+          <v:rect style="width:0;height:1.5pt" o:hralign="center" o:hrstd="t" o:hr="t"/>
+        </w:pict>
+      </w:r>
+    </w:p>
+    <w:bookmarkEnd w:id="27"/>
+    <w:bookmarkStart w:id="28" w:name="correctness-invariants"/>
     <w:p>
       <w:pPr>
         <w:pStyle w:val="Heading2"/>
@@ -1329,18 +1237,18 @@
               <w:pStyle w:val="Compact"/>
             </w:pPr>
             <w:r>
-              <w:t xml:space="preserve">Function-level dead code eliminated</w:t>
-            </w:r>
-          </w:p>
-        </w:tc>
-        <w:tc>
-          <w:tcPr/>
-          <w:p>
-            <w:pPr>
-              <w:pStyle w:val="Compact"/>
-            </w:pPr>
-            <w:r>
-              <w:t xml:space="preserve">Call-edge reachability across summary graph</w:t>
+              <w:t xml:space="preserve">Export-level dead code eliminated</w:t>
+            </w:r>
+          </w:p>
+        </w:tc>
+        <w:tc>
+          <w:tcPr/>
+          <w:p>
+            <w:pPr>
+              <w:pStyle w:val="Compact"/>
+            </w:pPr>
+            <w:r>
+              <w:t xml:space="preserve">Call-edge reachability from live entry points</w:t>
             </w:r>
           </w:p>
         </w:tc>
@@ -1403,7 +1311,7 @@
               <w:pStyle w:val="Compact"/>
             </w:pPr>
             <w:r>
-              <w:t xml:space="preserve">Audit mode: diff Conservative vs heuristic on every build</w:t>
+              <w:t xml:space="preserve">Audit mode: diff Conservative vs heuristic every build</w:t>
             </w:r>
           </w:p>
         </w:tc>
@@ -1416,18 +1324,18 @@
               <w:pStyle w:val="Compact"/>
             </w:pPr>
             <w:r>
-              <w:t xml:space="preserve">Build output immutable</w:t>
-            </w:r>
-          </w:p>
-        </w:tc>
-        <w:tc>
-          <w:tcPr/>
-          <w:p>
-            <w:pPr>
-              <w:pStyle w:val="Compact"/>
-            </w:pPr>
-            <w:r>
-              <w:t xml:space="preserve">Content-hash keyed chunks on CDN;</w:t>
+              <w:t xml:space="preserve">Output immutability</w:t>
+            </w:r>
+          </w:p>
+        </w:tc>
+        <w:tc>
+          <w:tcPr/>
+          <w:p>
+            <w:pPr>
+              <w:pStyle w:val="Compact"/>
+            </w:pPr>
+            <w:r>
+              <w:t xml:space="preserve">Content-hash-keyed CDN chunks;</w:t>
             </w:r>
             <w:r>
               <w:t xml:space="preserve"> </w:t>
@@ -1466,7 +1374,7 @@
               <w:pStyle w:val="Compact"/>
             </w:pPr>
             <w:r>
-              <w:t xml:space="preserve">SW timeouts at 100ms p99 → falls back to</w:t>
+              <w:t xml:space="preserve">100ms SW timeout → fallback to static</w:t>
             </w:r>
             <w:r>
               <w:t xml:space="preserve"> </w:t>
@@ -1488,18 +1396,18 @@
               <w:pStyle w:val="Compact"/>
             </w:pPr>
             <w:r>
-              <w:t xml:space="preserve">Transform engine correct-by-default</w:t>
-            </w:r>
-          </w:p>
-        </w:tc>
-        <w:tc>
-          <w:tcPr/>
-          <w:p>
-            <w:pPr>
-              <w:pStyle w:val="Compact"/>
-            </w:pPr>
-            <w:r>
-              <w:t xml:space="preserve">Rolldown / Rspack behind</w:t>
+              <w:t xml:space="preserve">Transform correctness inherited</w:t>
+            </w:r>
+          </w:p>
+        </w:tc>
+        <w:tc>
+          <w:tcPr/>
+          <w:p>
+            <w:pPr>
+              <w:pStyle w:val="Compact"/>
+            </w:pPr>
+            <w:r>
+              <w:t xml:space="preserve">Rolldown / Rspack behind pluggable</w:t>
             </w:r>
             <w:r>
               <w:t xml:space="preserve"> </w:t>
@@ -1510,12 +1418,6 @@
               </w:rPr>
               <w:t xml:space="preserve">TransformEngine</w:t>
             </w:r>
-            <w:r>
-              <w:t xml:space="preserve"> </w:t>
-            </w:r>
-            <w:r>
-              <w:t xml:space="preserve">interface</w:t>
-            </w:r>
           </w:p>
         </w:tc>
       </w:tr>
@@ -1527,14 +1429,14 @@
         </w:pict>
       </w:r>
     </w:p>
-    <w:bookmarkEnd w:id="24"/>
-    <w:bookmarkStart w:id="25" w:name="deployment-levels"/>
+    <w:bookmarkEnd w:id="28"/>
+    <w:bookmarkStart w:id="29" w:name="deployment"/>
     <w:p>
       <w:pPr>
         <w:pStyle w:val="Heading2"/>
       </w:pPr>
       <w:r>
-        <w:t xml:space="preserve">Deployment Levels</w:t>
+        <w:t xml:space="preserve">Deployment</w:t>
       </w:r>
     </w:p>
     <w:tbl>
@@ -1572,7 +1474,7 @@
               <w:pStyle w:val="Compact"/>
             </w:pPr>
             <w:r>
-              <w:t xml:space="preserve">What ships</w:t>
+              <w:t xml:space="preserve">Capability</w:t>
             </w:r>
           </w:p>
         </w:tc>
@@ -1622,7 +1524,7 @@
               <w:pStyle w:val="Compact"/>
             </w:pPr>
             <w:r>
-              <w:t xml:space="preserve">ThinBundle replaces build pipeline; chunks +</w:t>
+              <w:t xml:space="preserve">Replaces build pipeline; chunks +</w:t>
             </w:r>
             <w:r>
               <w:t xml:space="preserve"> </w:t>
@@ -1687,7 +1589,7 @@
               <w:pStyle w:val="Compact"/>
             </w:pPr>
             <w:r>
-              <w:t xml:space="preserve">ABS manifest server + SW delta protocol</w:t>
+              <w:t xml:space="preserve">ABS delta serving + SW protocol</w:t>
             </w:r>
           </w:p>
         </w:tc>
@@ -1737,22 +1639,7 @@
               <w:pStyle w:val="Compact"/>
             </w:pPr>
             <w:r>
-              <w:t xml:space="preserve">Co-request matrix drives</w:t>
-            </w:r>
-            <w:r>
-              <w:t xml:space="preserve"> </w:t>
-            </w:r>
-            <w:r>
-              <w:rPr>
-                <w:rStyle w:val="VerbatimChar"/>
-              </w:rPr>
-              <w:t xml:space="preserve">suggestedMerge</w:t>
-            </w:r>
-            <w:r>
-              <w:t xml:space="preserve"> </w:t>
-            </w:r>
-            <w:r>
-              <w:t xml:space="preserve">chunk refinement</w:t>
+              <w:t xml:space="preserve">Co-request-driven chunk reorganization</w:t>
             </w:r>
           </w:p>
         </w:tc>
@@ -1785,11 +1672,11 @@
         <w:pStyle w:val="BodyText"/>
       </w:pPr>
       <w:r>
-        <w:t xml:space="preserve">Level 0 is independently valuable: faster CI builds, dead-code elimination at scale, no dev/prod divergence. Levels 1 and 2 are additive optimizations that degrade cleanly to Level 0 if unavailable. The Month 1 gate — run Phase 1 across the full production module graph and confirm ~100MB summary cache size — validates the entire architecture before any further investment.</w:t>
-      </w:r>
-    </w:p>
-    <w:bookmarkEnd w:id="25"/>
-    <w:bookmarkEnd w:id="26"/>
+        <w:t xml:space="preserve">Level 0 ships independently and already outperforms the current toolchain: incremental builds proportional to changes, dead code eliminated at scale. The Month 1 gate — run the Summarizer across the full production module graph and confirm ~100MB summary cache size — validates the entire architecture before further investment.</w:t>
+      </w:r>
+    </w:p>
+    <w:bookmarkEnd w:id="29"/>
+    <w:bookmarkEnd w:id="30"/>
     <w:sectPr>
       <w:footnotePr>
         <w:numRestart w:val="eachSect"/>
